--- a/atelier/atelier_037.docx
+++ b/atelier/atelier_037.docx
@@ -394,7 +394,7 @@
           </w:tcPr>
           <w:p>
             <w:r>
-              <w:t xml:space="preserve">Premier post-mortem sans blâme réalisé (atelier #36)</w:t>
+              <w:t xml:space="preserve">Premier post-mortem sans blâme réalisé</w:t>
             </w:r>
           </w:p>
         </w:tc>
@@ -413,7 +413,7 @@
         <w:spacing w:after="120"/>
       </w:pPr>
       <w:r>
-        <w:t xml:space="preserve">Le premier post-mortem sans blâme (#36) a montré qu'on peut analyser un incident sans accuser personne. Mais le blameless ne vaut que s'il dépasse le cadre du post-mortem : la règle « on parle du système, jamais des gens » doit irriguer toutes les interactions du quotidien — une revue de code, un debug à plusieurs, un échec de déploiement commenté à chaud, une remarque en daily. C'est dans ces micro-moments, bien plus que dans le post-mortem formel, que le blâme se glisse et que la peur s'installe. Le sujet de cet atelier est d'ancrer la règle comme un réflexe de langage permanent : reconnaître les formulations qui accusent, savoir les reformuler vers le système, et se donner le droit de se reprendre mutuellement.</w:t>
+        <w:t xml:space="preserve">Le premier post-mortem sans blâme a montré qu'on peut analyser un incident sans accuser personne. Mais le blameless ne vaut que s'il dépasse le cadre du post-mortem : la règle « on parle du système, jamais des gens » doit irriguer toutes les interactions du quotidien — une revue de code, un debug à plusieurs, un échec de déploiement commenté à chaud, une remarque en daily. C'est dans ces micro-moments, bien plus que dans le post-mortem formel, que le blâme se glisse et que la peur s'installe. Le sujet de cet atelier est d'ancrer la règle comme un réflexe de langage permanent : reconnaître les formulations qui accusent, savoir les reformuler vers le système, et se donner le droit de se reprendre mutuellement.</w:t>
       </w:r>
     </w:p>
     <w:p>
@@ -640,7 +640,7 @@
         </w:numPr>
       </w:pPr>
       <w:r>
-        <w:t xml:space="preserve">(5 min) Cadrage — l'animateur rappelle le #36 et pose l'enjeu : la règle doit vivre dans le quotidien, pas seulement en post-mortem. C'est là que la sécurité se gagne ou se perd.</w:t>
+        <w:t xml:space="preserve">(5 min) Cadrage — l'animateur rappelle le introduire le post-mortem sans blâme et pose l'enjeu : la règle doit vivre dans le quotidien, pas seulement en post-mortem. C'est là que la sécurité se gagne ou se perd.</w:t>
       </w:r>
     </w:p>
     <w:p>
